--- a/assets/docs/Annelize-Williams-CV-v2.docx
+++ b/assets/docs/Annelize-Williams-CV-v2.docx
@@ -2,6 +2,48 @@
 <file path=word/document.xml><?xml version="1.0" encoding="utf-8"?>
 <w:document xmlns:wpc="http://schemas.microsoft.com/office/word/2010/wordprocessingCanvas" xmlns:mo="http://schemas.microsoft.com/office/mac/office/2008/main" xmlns:mc="http://schemas.openxmlformats.org/markup-compatibility/2006" xmlns:mv="urn:schemas-microsoft-com:mac:vml" xmlns:o="urn:schemas-microsoft-com:office:office" xmlns:r="http://schemas.openxmlformats.org/officeDocument/2006/relationships" xmlns:m="http://schemas.openxmlformats.org/officeDocument/2006/math" xmlns:v="urn:schemas-microsoft-com:vml" xmlns:wp14="http://schemas.microsoft.com/office/word/2010/wordprocessingDrawing" xmlns:wp="http://schemas.openxmlformats.org/drawingml/2006/wordprocessingDrawing" xmlns:w10="urn:schemas-microsoft-com:office:word" xmlns:w="http://schemas.openxmlformats.org/wordprocessingml/2006/main" xmlns:w14="http://schemas.microsoft.com/office/word/2010/wordml" xmlns:wpg="http://schemas.microsoft.com/office/word/2010/wordprocessingGroup" xmlns:wpi="http://schemas.microsoft.com/office/word/2010/wordprocessingInk" xmlns:wne="http://schemas.microsoft.com/office/word/2006/wordml" xmlns:wps="http://schemas.microsoft.com/office/word/2010/wordprocessingShape" mc:Ignorable="w14 wp14">
   <w:body>
+    <w:p>
+      <w:pPr>
+        <w:jc w:val="center"/>
+      </w:pPr>
+      <w:r>
+        <w:drawing>
+          <wp:inline distT="0" distB="0" distL="0" distR="0">
+            <wp:extent cx="1188720" cy="1317547"/>
+            <wp:effectExtent l="0" t="0" r="0" b="0"/>
+            <wp:docPr id="1" name="Portrait" descr="Portrait of Annelize Williams"/>
+            <wp:cNvGraphicFramePr>
+              <a:graphicFrameLocks xmlns:a="http://schemas.openxmlformats.org/drawingml/2006/main" noChangeAspect="1"/>
+            </wp:cNvGraphicFramePr>
+            <a:graphic xmlns:a="http://schemas.openxmlformats.org/drawingml/2006/main">
+              <a:graphicData uri="http://schemas.openxmlformats.org/drawingml/2006/picture">
+                <pic:pic xmlns:pic="http://schemas.openxmlformats.org/drawingml/2006/picture">
+                  <pic:nvPicPr>
+                    <pic:cNvPr id="1" name="Portrait"/>
+                    <pic:cNvPicPr/>
+                  </pic:nvPicPr>
+                  <pic:blipFill>
+                    <a:blip r:embed="rId10"/>
+                    <a:stretch>
+                      <a:fillRect/>
+                    </a:stretch>
+                  </pic:blipFill>
+                  <pic:spPr>
+                    <a:xfrm>
+                      <a:off x="0" y="0"/>
+                      <a:ext cx="1188720" cy="1317547"/>
+                    </a:xfrm>
+                    <a:prstGeom prst="rect">
+                      <a:avLst/>
+                    </a:prstGeom>
+                  </pic:spPr>
+                </pic:pic>
+              </a:graphicData>
+            </a:graphic>
+          </wp:inline>
+        </w:drawing>
+      </w:r>
+    </w:p>
     <w:p>
       <w:pPr>
         <w:pStyle w:val="Title"/>

--- a/assets/docs/Annelize-Williams-CV-v2.docx
+++ b/assets/docs/Annelize-Williams-CV-v2.docx
@@ -61,7 +61,7 @@
         <w:rPr>
           <w:b/>
         </w:rPr>
-        <w:t>National Ports Manager (Temporary Contract) | Logistics &amp; Supply Chain Operations | Customer Experience</w:t>
+        <w:t>National Parts Manager (Temporary Contract) | Logistics &amp; Supply Chain Operations | Customer Experience</w:t>
       </w:r>
     </w:p>
     <w:p>
@@ -83,7 +83,7 @@
     </w:p>
     <w:p>
       <w:r>
-        <w:t>Experienced logistics and operations professional currently serving as National Ports Manager on a temporary contract with MCM. Strong background in port operations, logistics, supply chain coordination, stock control, customer relationships, transport, imports, demand planning and administrative support. Known for calm operational leadership, reliable coordination, supplier communication, reporting discipline, teamwork and a practical approach to keeping service, stock and cargo movement aligned.</w:t>
+        <w:t>Experienced logistics and operations professional currently serving as National Parts Manager on a temporary contract with MCM. Strong background in port operations, logistics, supply chain coordination, stock control, customer relationships, transport, imparts, demand planning and administrative support. Known for calm operational leadership, reliable coordination, supplier communication, reporting discipline, teamwork and a practical approach to keeping service, stock and cargo movement aligned.</w:t>
       </w:r>
     </w:p>
     <w:p>
@@ -111,7 +111,7 @@
           </w:tcPr>
           <w:p>
             <w:r>
-              <w:t>• National ports operations</w:t>
+              <w:t>• National parts operations</w:t>
             </w:r>
           </w:p>
         </w:tc>
@@ -133,7 +133,7 @@
           </w:tcPr>
           <w:p>
             <w:r>
-              <w:t>• Imports and cargo coordination</w:t>
+              <w:t>• Imparts and cargo coordination</w:t>
             </w:r>
           </w:p>
         </w:tc>
@@ -298,7 +298,7 @@
         <w:rPr>
           <w:b/>
         </w:rPr>
-        <w:t>National Ports Manager (Temporary Contract) | MCM | April 2026 - Present</w:t>
+        <w:t>National Parts Manager (Temporary Contract) | MCM | April 2026 - Present</w:t>
       </w:r>
     </w:p>
     <w:p>
@@ -307,7 +307,7 @@
         <w:spacing w:after="20"/>
       </w:pPr>
       <w:r>
-        <w:t>Currently manages national port operations across stock control, goods counting, imports, transport coordination and cargo movement.</w:t>
+        <w:t>Currently manages national port operations across stock control, goods counting, imparts, transport coordination and cargo movement.</w:t>
       </w:r>
     </w:p>
     <w:p>
@@ -325,7 +325,7 @@
         <w:spacing w:after="20"/>
       </w:pPr>
       <w:r>
-        <w:t>Supports order pricing, demand forecasting and supply availability planning to keep operations aligned with demand and cost expectations.</w:t>
+        <w:t>Supparts order pricing, demand forecasting and supply availability planning to keep operations aligned with demand and cost expectations.</w:t>
       </w:r>
     </w:p>
     <w:p>

--- a/assets/docs/Annelize-Williams-CV-v2.docx
+++ b/assets/docs/Annelize-Williams-CV-v2.docx
@@ -8,18 +8,17 @@
       </w:pPr>
       <w:r>
         <w:drawing>
-          <wp:inline distT="0" distB="0" distL="0" distR="0">
-            <wp:extent cx="1188720" cy="1317547"/>
-            <wp:effectExtent l="0" t="0" r="0" b="0"/>
-            <wp:docPr id="1" name="Portrait" descr="Portrait of Annelize Williams"/>
+          <wp:inline xmlns:a="http://schemas.openxmlformats.org/drawingml/2006/main" xmlns:pic="http://schemas.openxmlformats.org/drawingml/2006/picture">
+            <wp:extent cx="1371600" cy="1520246"/>
+            <wp:docPr id="1" name="Picture 1"/>
             <wp:cNvGraphicFramePr>
-              <a:graphicFrameLocks xmlns:a="http://schemas.openxmlformats.org/drawingml/2006/main" noChangeAspect="1"/>
+              <a:graphicFrameLocks noChangeAspect="1"/>
             </wp:cNvGraphicFramePr>
-            <a:graphic xmlns:a="http://schemas.openxmlformats.org/drawingml/2006/main">
+            <a:graphic>
               <a:graphicData uri="http://schemas.openxmlformats.org/drawingml/2006/picture">
-                <pic:pic xmlns:pic="http://schemas.openxmlformats.org/drawingml/2006/picture">
+                <pic:pic>
                   <pic:nvPicPr>
-                    <pic:cNvPr id="1" name="Portrait"/>
+                    <pic:cNvPr id="0" name="img_0_1.png"/>
                     <pic:cNvPicPr/>
                   </pic:nvPicPr>
                   <pic:blipFill>
@@ -31,11 +30,9 @@
                   <pic:spPr>
                     <a:xfrm>
                       <a:off x="0" y="0"/>
-                      <a:ext cx="1188720" cy="1317547"/>
+                      <a:ext cx="1371600" cy="1520246"/>
                     </a:xfrm>
-                    <a:prstGeom prst="rect">
-                      <a:avLst/>
-                    </a:prstGeom>
+                    <a:prstGeom prst="rect"/>
                   </pic:spPr>
                 </pic:pic>
               </a:graphicData>
@@ -83,7 +80,7 @@
     </w:p>
     <w:p>
       <w:r>
-        <w:t>Experienced logistics and operations professional currently serving as National Parts Manager on a temporary contract with MCM. Strong background in port operations, logistics, supply chain coordination, stock control, customer relationships, transport, imparts, demand planning and administrative support. Known for calm operational leadership, reliable coordination, supplier communication, reporting discipline, teamwork and a practical approach to keeping service, stock and cargo movement aligned.</w:t>
+        <w:t>Experienced logistics and operations professional currently serving as National Parts Manager on a temporary contract with MCM. Strong background in Parts operations, logistics, supply chain coordination, stock control, customer relationships, transport, imports, demand planning and administrative support. Known for calm operational leadership, reliable coordination, supplier communication, reporting discipline, teamwork and a practical approach to keeping service, stock and cargo movement aligned.</w:t>
       </w:r>
     </w:p>
     <w:p>
@@ -111,7 +108,7 @@
           </w:tcPr>
           <w:p>
             <w:r>
-              <w:t>• National parts operations</w:t>
+              <w:t>• National Parts operations</w:t>
             </w:r>
           </w:p>
         </w:tc>
@@ -133,7 +130,7 @@
           </w:tcPr>
           <w:p>
             <w:r>
-              <w:t>• Imparts and cargo coordination</w:t>
+              <w:t>• Imports and cargo coordination</w:t>
             </w:r>
           </w:p>
         </w:tc>
@@ -307,7 +304,7 @@
         <w:spacing w:after="20"/>
       </w:pPr>
       <w:r>
-        <w:t>Currently manages national port operations across stock control, goods counting, imparts, transport coordination and cargo movement.</w:t>
+        <w:t>Currently manages national Parts operations across stock control, goods counting, imports, transport coordination and cargo movement.</w:t>
       </w:r>
     </w:p>
     <w:p>
@@ -325,7 +322,7 @@
         <w:spacing w:after="20"/>
       </w:pPr>
       <w:r>
-        <w:t>Supparts order pricing, demand forecasting and supply availability planning to keep operations aligned with demand and cost expectations.</w:t>
+        <w:t>Supports order pricing, demand forecasting and supply availability planning to keep operations aligned with demand and cost expectations.</w:t>
       </w:r>
     </w:p>
     <w:p>
